--- a/Week8/Git-HOL-3.docx
+++ b/Week8/Git-HOL-3.docx
@@ -1045,18 +1045,8 @@
           <w:szCs w:val="28"/>
           <w:lang w:val="en-US"/>
         </w:rPr>
-        <w:t xml:space="preserve">List Difference between master and </w:t>
-      </w:r>
-      <w:proofErr w:type="spellStart"/>
-      <w:r>
-        <w:rPr>
-          <w:sz w:val="28"/>
-          <w:szCs w:val="28"/>
-          <w:lang w:val="en-US"/>
-        </w:rPr>
-        <w:t>GitNewBranch</w:t>
-      </w:r>
-      <w:proofErr w:type="spellEnd"/>
+        <w:t>List Difference between master and GitNewBranch</w:t>
+      </w:r>
     </w:p>
     <w:p>
       <w:pPr>
@@ -1213,14 +1203,28 @@
     </w:p>
     <w:p>
       <w:pPr>
-        <w:pStyle w:val="ListParagraph"/>
-        <w:ind w:left="1080"/>
-        <w:rPr>
-          <w:sz w:val="28"/>
-          <w:szCs w:val="28"/>
-          <w:lang w:val="en-US"/>
-        </w:rPr>
-      </w:pPr>
+        <w:rPr>
+          <w:sz w:val="28"/>
+          <w:szCs w:val="28"/>
+          <w:lang w:val="en-US"/>
+        </w:rPr>
+      </w:pPr>
+      <w:r>
+        <w:rPr>
+          <w:sz w:val="28"/>
+          <w:szCs w:val="28"/>
+          <w:lang w:val="en-US"/>
+        </w:rPr>
+        <w:t xml:space="preserve">Tried to setup the P4Merge tool </w:t>
+      </w:r>
+      <w:r>
+        <w:rPr>
+          <w:sz w:val="28"/>
+          <w:szCs w:val="28"/>
+          <w:lang w:val="en-US"/>
+        </w:rPr>
+        <w:t>but getting this error repeatedly.</w:t>
+      </w:r>
     </w:p>
     <w:p>
       <w:pPr>
@@ -1237,189 +1241,12 @@
       </w:pPr>
       <w:r>
         <w:rPr>
-          <w:noProof/>
           <w:sz w:val="28"/>
           <w:szCs w:val="28"/>
           <w:lang w:val="en-US"/>
         </w:rPr>
         <w:lastRenderedPageBreak/>
-        <w:drawing>
-          <wp:anchor distT="0" distB="0" distL="114300" distR="114300" simplePos="0" relativeHeight="251669504" behindDoc="0" locked="0" layoutInCell="1" allowOverlap="1" wp14:anchorId="53C70AA8" wp14:editId="5710D93E">
-            <wp:simplePos x="0" y="0"/>
-            <wp:positionH relativeFrom="column">
-              <wp:posOffset>274320</wp:posOffset>
-            </wp:positionH>
-            <wp:positionV relativeFrom="paragraph">
-              <wp:posOffset>4714875</wp:posOffset>
-            </wp:positionV>
-            <wp:extent cx="5730240" cy="4130040"/>
-            <wp:effectExtent l="0" t="0" r="3810" b="3810"/>
-            <wp:wrapSquare wrapText="bothSides"/>
-            <wp:docPr id="420004723" name="Picture 6"/>
-            <wp:cNvGraphicFramePr>
-              <a:graphicFrameLocks xmlns:a="http://schemas.openxmlformats.org/drawingml/2006/main" noChangeAspect="1"/>
-            </wp:cNvGraphicFramePr>
-            <a:graphic xmlns:a="http://schemas.openxmlformats.org/drawingml/2006/main">
-              <a:graphicData uri="http://schemas.openxmlformats.org/drawingml/2006/picture">
-                <pic:pic xmlns:pic="http://schemas.openxmlformats.org/drawingml/2006/picture">
-                  <pic:nvPicPr>
-                    <pic:cNvPr id="0" name="Picture 6"/>
-                    <pic:cNvPicPr>
-                      <a:picLocks noChangeAspect="1" noChangeArrowheads="1"/>
-                    </pic:cNvPicPr>
-                  </pic:nvPicPr>
-                  <pic:blipFill>
-                    <a:blip r:embed="rId15">
-                      <a:extLst>
-                        <a:ext uri="{28A0092B-C50C-407E-A947-70E740481C1C}">
-                          <a14:useLocalDpi xmlns:a14="http://schemas.microsoft.com/office/drawing/2010/main" val="0"/>
-                        </a:ext>
-                      </a:extLst>
-                    </a:blip>
-                    <a:srcRect/>
-                    <a:stretch>
-                      <a:fillRect/>
-                    </a:stretch>
-                  </pic:blipFill>
-                  <pic:spPr bwMode="auto">
-                    <a:xfrm>
-                      <a:off x="0" y="0"/>
-                      <a:ext cx="5730240" cy="4130040"/>
-                    </a:xfrm>
-                    <a:prstGeom prst="rect">
-                      <a:avLst/>
-                    </a:prstGeom>
-                    <a:noFill/>
-                    <a:ln>
-                      <a:noFill/>
-                    </a:ln>
-                  </pic:spPr>
-                </pic:pic>
-              </a:graphicData>
-            </a:graphic>
-          </wp:anchor>
-        </w:drawing>
-      </w:r>
-      <w:r>
-        <w:rPr>
-          <w:noProof/>
-          <w:sz w:val="28"/>
-          <w:szCs w:val="28"/>
-          <w:lang w:val="en-US"/>
-        </w:rPr>
-        <w:drawing>
-          <wp:anchor distT="0" distB="0" distL="114300" distR="114300" simplePos="0" relativeHeight="251668480" behindDoc="0" locked="0" layoutInCell="1" allowOverlap="1" wp14:anchorId="57C24569" wp14:editId="5D08FD06">
-            <wp:simplePos x="0" y="0"/>
-            <wp:positionH relativeFrom="column">
-              <wp:posOffset>259080</wp:posOffset>
-            </wp:positionH>
-            <wp:positionV relativeFrom="paragraph">
-              <wp:posOffset>411480</wp:posOffset>
-            </wp:positionV>
-            <wp:extent cx="5730240" cy="4122420"/>
-            <wp:effectExtent l="0" t="0" r="3810" b="0"/>
-            <wp:wrapSquare wrapText="bothSides"/>
-            <wp:docPr id="1818463382" name="Picture 5"/>
-            <wp:cNvGraphicFramePr>
-              <a:graphicFrameLocks xmlns:a="http://schemas.openxmlformats.org/drawingml/2006/main" noChangeAspect="1"/>
-            </wp:cNvGraphicFramePr>
-            <a:graphic xmlns:a="http://schemas.openxmlformats.org/drawingml/2006/main">
-              <a:graphicData uri="http://schemas.openxmlformats.org/drawingml/2006/picture">
-                <pic:pic xmlns:pic="http://schemas.openxmlformats.org/drawingml/2006/picture">
-                  <pic:nvPicPr>
-                    <pic:cNvPr id="0" name="Picture 5"/>
-                    <pic:cNvPicPr>
-                      <a:picLocks noChangeAspect="1" noChangeArrowheads="1"/>
-                    </pic:cNvPicPr>
-                  </pic:nvPicPr>
-                  <pic:blipFill>
-                    <a:blip r:embed="rId16">
-                      <a:extLst>
-                        <a:ext uri="{28A0092B-C50C-407E-A947-70E740481C1C}">
-                          <a14:useLocalDpi xmlns:a14="http://schemas.microsoft.com/office/drawing/2010/main" val="0"/>
-                        </a:ext>
-                      </a:extLst>
-                    </a:blip>
-                    <a:srcRect/>
-                    <a:stretch>
-                      <a:fillRect/>
-                    </a:stretch>
-                  </pic:blipFill>
-                  <pic:spPr bwMode="auto">
-                    <a:xfrm>
-                      <a:off x="0" y="0"/>
-                      <a:ext cx="5730240" cy="4122420"/>
-                    </a:xfrm>
-                    <a:prstGeom prst="rect">
-                      <a:avLst/>
-                    </a:prstGeom>
-                    <a:noFill/>
-                    <a:ln>
-                      <a:noFill/>
-                    </a:ln>
-                  </pic:spPr>
-                </pic:pic>
-              </a:graphicData>
-            </a:graphic>
-          </wp:anchor>
-        </w:drawing>
-      </w:r>
-      <w:r>
-        <w:rPr>
-          <w:sz w:val="28"/>
-          <w:szCs w:val="28"/>
-          <w:lang w:val="en-US"/>
-        </w:rPr>
-        <w:t xml:space="preserve">Tried to setup the P4Merge tool </w:t>
-      </w:r>
-      <w:r>
-        <w:rPr>
-          <w:sz w:val="28"/>
-          <w:szCs w:val="28"/>
-          <w:lang w:val="en-US"/>
-        </w:rPr>
-        <w:t>but getting this error repeatedly.</w:t>
-      </w:r>
-    </w:p>
-    <w:p>
-      <w:pPr>
-        <w:pStyle w:val="ListParagraph"/>
-        <w:numPr>
-          <w:ilvl w:val="0"/>
-          <w:numId w:val="3"/>
-        </w:numPr>
-        <w:rPr>
-          <w:sz w:val="28"/>
-          <w:szCs w:val="28"/>
-          <w:lang w:val="en-US"/>
-        </w:rPr>
-      </w:pPr>
-      <w:r>
-        <w:rPr>
-          <w:sz w:val="28"/>
-          <w:szCs w:val="28"/>
-          <w:lang w:val="en-US"/>
-        </w:rPr>
-        <w:lastRenderedPageBreak/>
-        <w:t xml:space="preserve">Merging </w:t>
-      </w:r>
-      <w:proofErr w:type="spellStart"/>
-      <w:r>
-        <w:rPr>
-          <w:sz w:val="28"/>
-          <w:szCs w:val="28"/>
-          <w:lang w:val="en-US"/>
-        </w:rPr>
-        <w:t>GitNewBranch</w:t>
-      </w:r>
-      <w:proofErr w:type="spellEnd"/>
-      <w:r>
-        <w:rPr>
-          <w:sz w:val="28"/>
-          <w:szCs w:val="28"/>
-          <w:lang w:val="en-US"/>
-        </w:rPr>
-        <w:t xml:space="preserve"> into master</w:t>
+        <w:t>Merging GitNewBranch into master</w:t>
       </w:r>
     </w:p>
     <w:p>
@@ -1462,7 +1289,7 @@
                     </pic:cNvPicPr>
                   </pic:nvPicPr>
                   <pic:blipFill>
-                    <a:blip r:embed="rId17">
+                    <a:blip r:embed="rId15">
                       <a:extLst>
                         <a:ext uri="{28A0092B-C50C-407E-A947-70E740481C1C}">
                           <a14:useLocalDpi xmlns:a14="http://schemas.microsoft.com/office/drawing/2010/main" val="0"/>
@@ -1566,7 +1393,7 @@
                     </pic:cNvPicPr>
                   </pic:nvPicPr>
                   <pic:blipFill>
-                    <a:blip r:embed="rId18">
+                    <a:blip r:embed="rId16">
                       <a:extLst>
                         <a:ext uri="{28A0092B-C50C-407E-A947-70E740481C1C}">
                           <a14:useLocalDpi xmlns:a14="http://schemas.microsoft.com/office/drawing/2010/main" val="0"/>
@@ -1673,7 +1500,7 @@
                     </pic:cNvPicPr>
                   </pic:nvPicPr>
                   <pic:blipFill>
-                    <a:blip r:embed="rId19">
+                    <a:blip r:embed="rId17">
                       <a:extLst>
                         <a:ext uri="{28A0092B-C50C-407E-A947-70E740481C1C}">
                           <a14:useLocalDpi xmlns:a14="http://schemas.microsoft.com/office/drawing/2010/main" val="0"/>
